--- a/testakten/statusfeststellung-gmbh-geschaeftsfuehrer-minderheit-erlangen/13_notarurkunde_satzungsaenderung_sperrminoritaet_2025.docx
+++ b/testakten/statusfeststellung-gmbh-geschaeftsfuehrer-minderheit-erlangen/13_notarurkunde_satzungsaenderung_sperrminoritaet_2025.docx
@@ -29,7 +29,7 @@
           <w:i w:val="0"/>
           <w:sz w:val="22"/>
         </w:rPr>
-        <w:t>Verhandelt in Erlangen am 02.09.2025. Vor mir erschienen die Gesellschafter der Neuralis MedTech GmbH und erklaerten folgenden Beschluss:</w:t>
+        <w:t>Verhandelt in Erlangen am 02.09.2025. Vor mir erschienen die Gesellschafter der Neuralis MedTech GmbH und erklärten folgenden Beschluss:</w:t>
       </w:r>
     </w:p>
     <w:p>
@@ -48,7 +48,7 @@
           <w:i w:val="0"/>
           <w:sz w:val="22"/>
         </w:rPr>
-        <w:t>Im Fruehjahr 2025 kam es zwischen der FrankenHealth Ventures GmbH und Dr. Henrik Vogt zum Streit ueber die Verschiebung der zweiten klinischen Studie und ueber eine beabsichtigte Lizenzierung der Patentfamilie NLM-4 an einen US-Partner. Dr. Vogt lehnte die Lizenzierung ab und drohte im Gesellschafterkreis mit Ruecktritt als Geschaeftsfuehrer, falls seine Sperrposition nicht satzungsfest werde. Die Beteiligten einigten sich in der Folge auf die nachstehende Satzungsaenderung als Kompromiss.</w:t>
+        <w:t>Im Frühjahr 2025 kam es zwischen der FrankenHealth Ventures GmbH und Dr. Henrik Vogt zum Streit über die Verschiebung der zweiten klinischen Studie und über eine beabsichtigte Lizenzierung der Patentfamilie NLM-4 an einen US-Partner. Dr. Vogt lehnte die Lizenzierung ab und drohte im Gesellschafterkreis mit Rücktritt als Geschäftsführer, falls seine Sperrposition nicht satzungsfest werde. Die Beteiligten einigten sich in der Folge auf die nachstehende Satzungsänderung als Kompromiss.</w:t>
       </w:r>
     </w:p>
     <w:p>
@@ -56,7 +56,7 @@
         <w:pStyle w:val="Heading2"/>
       </w:pPr>
       <w:r>
-        <w:t>2 Beschlossene Aenderungen</w:t>
+        <w:t>2 Beschlossene Änderungen</w:t>
       </w:r>
     </w:p>
     <w:p>
@@ -67,7 +67,7 @@
           <w:i w:val="0"/>
           <w:sz w:val="22"/>
         </w:rPr>
-        <w:t>2.1 Paragraf 6.2 des Gesellschaftsvertrags wird um folgende Nummer 6.2.9 ergaenzt: Der Lizenzierung, Uebertragung oder ausschliesslichen Nutzungsueberlassung von Patenten der Patentfamilie NLM-4 an Dritte ausserhalb der Europaeischen Union beduerfen einer Mehrheit von mindestens neunzig Prozent der abgegebenen Stimmen.</w:t>
+        <w:t>2.1 Paragraf 6.2 des Gesellschaftsvertrags wird um folgende Nummer 6.2.9 ergänzt: Der Lizenzierung, Übertragung oder ausschließlichen Nutzungsüberlassung von Patenten der Patentfamilie NLM-4 an Dritte außerhalb der Europäischen Union bedürfen einer Mehrheit von mindestens neunzig Prozent der abgegebenen Stimmen.</w:t>
       </w:r>
     </w:p>
     <w:p>
@@ -78,7 +78,7 @@
           <w:i w:val="0"/>
           <w:sz w:val="22"/>
         </w:rPr>
-        <w:t>2.2 Paragraf 6 des Gesellschaftsvertrags wird um folgenden Absatz 6.5 ergaenzt: Solange Dr. Henrik Vogt Geschaeftsfuehrer und Gesellschafter mit einem Anteil von mindestens fuenfundzwanzig Prozent ist, bedarf jede Aenderung seines Ressorts Entwicklung, regulatorische Zulassung und klinische Kooperationen sowie jede Weisung, die eine laufende klinische Studie unmittelbar unterbricht, seiner Zustimmung. Diese Zustimmung gilt als Sperrminoritaet im operativen Bereich und laesst die Weisungsbefugnis der Gesellschafterversammlung im Uebrigen unberuehrt.</w:t>
+        <w:t>2.2 Paragraf 6 des Gesellschaftsvertrags wird um folgenden Absatz 6.5 ergänzt: Solange Dr. Henrik Vogt Geschäftsführer und Gesellschafter mit einem Anteil von mindestens fünfundzwanzig Prozent ist, bedarf jede Änderung seines Ressorts Entwicklung, regulatorische Zulassung und klinische Kooperationen sowie jede Weisung, die eine laufende klinische Studie unmittelbar unterbricht, seiner Zustimmung. Diese Zustimmung gilt als Sperrminorität im operativen Bereich und lässt die Weisungsbefugnis der Gesellschafterversammlung im Übrigen unberührt.</w:t>
       </w:r>
     </w:p>
     <w:p>
@@ -89,7 +89,7 @@
           <w:i w:val="0"/>
           <w:sz w:val="22"/>
         </w:rPr>
-        <w:t>2.3 Paragraf 9.1 des Gesellschaftsvertrags wird dahin geaendert, dass die Abtretung von Geschaeftsanteilen an gesellschaftsfremde Dritte zusaetzlich der Zustimmung des jeweils betroffenen Mitgesellschafters bedarf, dessen Anteil mindestens siebzehn Prozent betraegt (Vinkulierung zugunsten Dr. Seidl und Dr. Vogt).</w:t>
+        <w:t>2.3 Paragraf 9.1 des Gesellschaftsvertrags wird dahin geändert, dass die Abtretung von Geschäftsanteilen an gesellschaftsfremde Dritte zusätzlich der Zustimmung des jeweils betroffenen Mitgesellschafters bedarf, dessen Anteil mindestens siebzehn Prozent beträgt (Vinkulierung zugunsten Dr. Seidl und Dr. Vogt).</w:t>
       </w:r>
     </w:p>
     <w:p>
@@ -108,7 +108,7 @@
           <w:i w:val="0"/>
           <w:sz w:val="22"/>
         </w:rPr>
-        <w:t>Die FrankenHealth Ventures GmbH stimmte mit 51 Stimmen dafuer. Dr. Henrik Vogt stimmte mit 32 Stimmen dafuer. Dr. Miriam Seidl stimmte mit 17 Stimmen dafuer. Der Beschluss wurde einstimmig gefasst und ist noch nicht im Handelsregister bekanntgemacht, jedoch bereits eingetragen.</w:t>
+        <w:t>Die FrankenHealth Ventures GmbH stimmte mit 51 Stimmen dafür. Dr. Henrik Vogt stimmte mit 32 Stimmen dafür. Dr. Miriam Seidl stimmte mit 17 Stimmen dafür. Der Beschluss wurde einstimmig gefasst und ist noch nicht im Handelsregister bekanntgemacht, jedoch bereits eingetragen.</w:t>
       </w:r>
     </w:p>
     <w:p>
@@ -116,7 +116,7 @@
         <w:pStyle w:val="Heading2"/>
       </w:pPr>
       <w:r>
-        <w:t>4 Erklaerung der FrankenHealth Ventures GmbH zu Protokoll</w:t>
+        <w:t>4 Erklärung der FrankenHealth Ventures GmbH zu Protokoll</w:t>
       </w:r>
     </w:p>
     <w:p>
@@ -127,7 +127,7 @@
           <w:i w:val="0"/>
           <w:sz w:val="22"/>
         </w:rPr>
-        <w:t>Der Vertreter der FrankenHealth Ventures GmbH erklaerte, die Zustimmung erfolge, um Dr. Vogt als Schluesselperson zu halten, nicht um ihm allgemeine Weisungsfreiheit einzuraeumen. Die Aenderung solle auf das Ressort Entwicklung und laufende Studien begrenzt bleiben.</w:t>
+        <w:t>Der Vertreter der FrankenHealth Ventures GmbH erklärte, die Zustimmung erfolge, um Dr. Vogt als Schlüsselperson zu halten, nicht um ihm allgemeine Weisungsfreiheit einzuräumen. Die Änderung solle auf das Ressort Entwicklung und laufende Studien begrenzt bleiben.</w:t>
       </w:r>
     </w:p>
     <w:p>
@@ -141,25 +141,101 @@
         <w:t>Erlangen, den 02.09.2025 - Dr. Alfons Reinboth, Notar</w:t>
       </w:r>
     </w:p>
-    <w:p>
-      <w:r>
-        <w:rPr>
-          <w:rFonts w:ascii="Times New Roman" w:hAnsi="Times New Roman"/>
-          <w:b w:val="0"/>
-          <w:i w:val="0"/>
-          <w:sz w:val="22"/>
-        </w:rPr>
-        <w:t>Formathinweis: Dieses Aktenstück wird in Times New Roman, 11 pt, mit ausschließlich dezimaler Gliederung ausgegeben.</w:t>
-      </w:r>
-    </w:p>
     <w:sectPr>
-      <w:pgSz w:w="12240" w:h="15840"/>
-      <w:pgMar w:top="1440" w:right="1800" w:bottom="1440" w:left="1800" w:header="720" w:footer="720" w:gutter="0"/>
+      <w:headerReference w:type="default" r:id="rId9"/>
+      <w:footerReference w:type="default" r:id="rId10"/>
+      <w:pgSz w:w="11906" w:h="16838"/>
+      <w:pgMar w:top="1440" w:right="1800" w:bottom="1440" w:left="1800" w:header="680" w:footer="567" w:gutter="0"/>
       <w:cols w:space="720"/>
       <w:docGrid w:linePitch="360"/>
     </w:sectPr>
   </w:body>
 </w:document>
+</file>
+
+<file path=word/footer1.xml><?xml version="1.0" encoding="utf-8"?>
+<w:ftr xmlns:m="http://schemas.openxmlformats.org/officeDocument/2006/math" xmlns:mc="http://schemas.openxmlformats.org/markup-compatibility/2006" xmlns:mo="http://schemas.microsoft.com/office/mac/office/2008/main" xmlns:mv="urn:schemas-microsoft-com:mac:vml" xmlns:o="urn:schemas-microsoft-com:office:office" xmlns:r="http://schemas.openxmlformats.org/officeDocument/2006/relationships" xmlns:v="urn:schemas-microsoft-com:vml" xmlns:w10="urn:schemas-microsoft-com:office:word" xmlns:w14="http://schemas.microsoft.com/office/word/2010/wordml" xmlns:w="http://schemas.openxmlformats.org/wordprocessingml/2006/main" xmlns:wne="http://schemas.microsoft.com/office/word/2006/wordml" xmlns:wp14="http://schemas.microsoft.com/office/word/2010/wordprocessingDrawing" xmlns:wp="http://schemas.openxmlformats.org/drawingml/2006/wordprocessingDrawing" xmlns:wpc="http://schemas.microsoft.com/office/word/2010/wordprocessingCanvas" xmlns:wpg="http://schemas.microsoft.com/office/word/2010/wordprocessingGroup" xmlns:wpi="http://schemas.microsoft.com/office/word/2010/wordprocessingInk" xmlns:wps="http://schemas.microsoft.com/office/word/2010/wordprocessingShape" mc:Ignorable="w14 wp14">
+  <w:p>
+    <w:pPr>
+      <w:pStyle w:val="Footer"/>
+      <w:tabs>
+        <w:tab w:pos="9071" w:val="right"/>
+      </w:tabs>
+      <w:jc w:val="left"/>
+    </w:pPr>
+    <w:r>
+      <w:rPr>
+        <w:rFonts w:ascii="Times New Roman" w:hAnsi="Times New Roman"/>
+        <w:color w:val="6B6B66"/>
+        <w:sz w:val="16"/>
+      </w:rPr>
+    </w:r>
+    <w:r>
+      <w:rPr>
+        <w:rFonts w:ascii="Times New Roman" w:hAnsi="Times New Roman"/>
+        <w:color w:val="6B6B66"/>
+        <w:sz w:val="16"/>
+      </w:rPr>
+      <w:t>Neuralis MedTech GmbH</w:t>
+    </w:r>
+    <w:r>
+      <w:rPr>
+        <w:rFonts w:ascii="Times New Roman" w:hAnsi="Times New Roman"/>
+        <w:color w:val="6B6B66"/>
+        <w:sz w:val="16"/>
+      </w:rPr>
+      <w:tab/>
+      <w:t xml:space="preserve">Seite </w:t>
+    </w:r>
+    <w:r>
+      <w:rPr>
+        <w:rFonts w:ascii="Times New Roman" w:hAnsi="Times New Roman"/>
+        <w:color w:val="6B6B66"/>
+        <w:sz w:val="16"/>
+      </w:rPr>
+      <w:fldChar w:fldCharType="begin"/>
+      <w:instrText xml:space="preserve"> PAGE </w:instrText>
+      <w:fldChar w:fldCharType="end"/>
+    </w:r>
+  </w:p>
+</w:ftr>
+</file>
+
+<file path=word/header1.xml><?xml version="1.0" encoding="utf-8"?>
+<w:hdr xmlns:m="http://schemas.openxmlformats.org/officeDocument/2006/math" xmlns:mc="http://schemas.openxmlformats.org/markup-compatibility/2006" xmlns:mo="http://schemas.microsoft.com/office/mac/office/2008/main" xmlns:mv="urn:schemas-microsoft-com:mac:vml" xmlns:o="urn:schemas-microsoft-com:office:office" xmlns:r="http://schemas.openxmlformats.org/officeDocument/2006/relationships" xmlns:v="urn:schemas-microsoft-com:vml" xmlns:w10="urn:schemas-microsoft-com:office:word" xmlns:w14="http://schemas.microsoft.com/office/word/2010/wordml" xmlns:w="http://schemas.openxmlformats.org/wordprocessingml/2006/main" xmlns:wne="http://schemas.microsoft.com/office/word/2006/wordml" xmlns:wp14="http://schemas.microsoft.com/office/word/2010/wordprocessingDrawing" xmlns:wp="http://schemas.openxmlformats.org/drawingml/2006/wordprocessingDrawing" xmlns:wpc="http://schemas.microsoft.com/office/word/2010/wordprocessingCanvas" xmlns:wpg="http://schemas.microsoft.com/office/word/2010/wordprocessingGroup" xmlns:wpi="http://schemas.microsoft.com/office/word/2010/wordprocessingInk" xmlns:wps="http://schemas.microsoft.com/office/word/2010/wordprocessingShape" mc:Ignorable="w14 wp14">
+  <w:p>
+    <w:pPr>
+      <w:pStyle w:val="Header"/>
+      <w:jc w:val="left"/>
+    </w:pPr>
+    <w:r/>
+    <w:r>
+      <w:rPr>
+        <w:rFonts w:ascii="Times New Roman" w:hAnsi="Times New Roman"/>
+        <w:b/>
+        <w:color w:val="7B2D3B"/>
+        <w:sz w:val="24"/>
+      </w:rPr>
+      <w:t>Neuralis MedTech GmbH</w:t>
+    </w:r>
+  </w:p>
+  <w:p>
+    <w:pPr>
+      <w:jc w:val="left"/>
+      <w:pBdr>
+        <w:bottom w:val="single" w:sz="6" w:space="2" w:color="7B2D3B"/>
+      </w:pBdr>
+    </w:pPr>
+    <w:r>
+      <w:rPr>
+        <w:rFonts w:ascii="Times New Roman" w:hAnsi="Times New Roman"/>
+        <w:color w:val="6B6B66"/>
+        <w:sz w:val="16"/>
+      </w:rPr>
+      <w:t>Unternehmen · Urkundenrolle Nr. 501/2025 des Notars Dr. Alfons Re</w:t>
+    </w:r>
+  </w:p>
+</w:hdr>
 </file>
 
 <file path=word/numbering.xml><?xml version="1.0" encoding="utf-8"?>
